--- a/docs/presentation/speaker-notes.docx
+++ b/docs/presentation/speaker-notes.docx
@@ -46,7 +46,7 @@
           <w:sz w:val="21"/>
           <w:szCs w:val="21"/>
         </w:rPr>
-        <w:t xml:space="preserve">Текст защиты к презентации kosmo-deck.pptx. Двенадцать слайдов, 5 минут 35 секунд без демонстрации инструмента.</w:t>
+        <w:t xml:space="preserve">Текст защиты к презентации kosmo-deck.pptx. Двенадцать слайдов, 5 минут 25 секунд без демонстрации инструмента.</w:t>
       </w:r>
     </w:p>
     <w:p>
@@ -285,7 +285,7 @@
                 <w:sz w:val="20"/>
                 <w:szCs w:val="20"/>
               </w:rPr>
-              <w:t xml:space="preserve">Мы продаём региону результат, а не данные</w:t>
+              <w:t xml:space="preserve">Регион покупает результат</w:t>
             </w:r>
           </w:p>
         </w:tc>
@@ -353,7 +353,7 @@
                 <w:sz w:val="20"/>
                 <w:szCs w:val="20"/>
               </w:rPr>
-              <w:t xml:space="preserve">Четыре сервиса, четыре региона</w:t>
+              <w:t xml:space="preserve">Четыре сервиса. Четыре региона.</w:t>
             </w:r>
           </w:p>
         </w:tc>
@@ -421,7 +421,7 @@
                 <w:sz w:val="20"/>
                 <w:szCs w:val="20"/>
               </w:rPr>
-              <w:t xml:space="preserve">Портфель собирается на экране</w:t>
+              <w:t xml:space="preserve">Портфель собирается за минуту</w:t>
             </w:r>
           </w:p>
         </w:tc>
@@ -489,7 +489,7 @@
                 <w:sz w:val="20"/>
                 <w:szCs w:val="20"/>
               </w:rPr>
-              <w:t xml:space="preserve">Мы выбирали не максимум, а баланс</w:t>
+              <w:t xml:space="preserve">Баланс важнее максимума</w:t>
             </w:r>
           </w:p>
         </w:tc>
@@ -557,7 +557,7 @@
                 <w:sz w:val="20"/>
                 <w:szCs w:val="20"/>
               </w:rPr>
-              <w:t xml:space="preserve">Условия видно на одном экране</w:t>
+              <w:t xml:space="preserve">Девять условий кейса</w:t>
             </w:r>
           </w:p>
         </w:tc>
@@ -625,7 +625,7 @@
                 <w:sz w:val="20"/>
                 <w:szCs w:val="20"/>
               </w:rPr>
-              <w:t xml:space="preserve">Кто платит за старт и кто платит за год</w:t>
+              <w:t xml:space="preserve">Кто платит</w:t>
             </w:r>
           </w:p>
         </w:tc>
@@ -693,7 +693,7 @@
                 <w:sz w:val="20"/>
                 <w:szCs w:val="20"/>
               </w:rPr>
-              <w:t xml:space="preserve">Если бюджет урежут, состав не меняется</w:t>
+              <w:t xml:space="preserve">Бюджет урезали. Портфель держится.</w:t>
             </w:r>
           </w:p>
         </w:tc>
@@ -761,7 +761,7 @@
                 <w:sz w:val="20"/>
                 <w:szCs w:val="20"/>
               </w:rPr>
-              <w:t xml:space="preserve">Один оператор, сменяемые поставщики</w:t>
+              <w:t xml:space="preserve">Кто за что отвечает</w:t>
             </w:r>
           </w:p>
         </w:tc>
@@ -829,7 +829,7 @@
                 <w:sz w:val="20"/>
                 <w:szCs w:val="20"/>
               </w:rPr>
-              <w:t xml:space="preserve">Ядро переносим, регион настраиваем</w:t>
+              <w:t xml:space="preserve">Тираж без переделки</w:t>
             </w:r>
           </w:p>
         </w:tc>
@@ -897,7 +897,7 @@
                 <w:sz w:val="20"/>
                 <w:szCs w:val="20"/>
               </w:rPr>
-              <w:t xml:space="preserve">Пять шагов с 2027 по 2033 год</w:t>
+              <w:t xml:space="preserve">Пять шагов до 2033 года</w:t>
             </w:r>
           </w:p>
         </w:tc>
@@ -965,7 +965,7 @@
                 <w:sz w:val="20"/>
                 <w:szCs w:val="20"/>
               </w:rPr>
-              <w:t xml:space="preserve">Откройте и попробуйте сами</w:t>
+              <w:t xml:space="preserve">Попробуйте сами</w:t>
             </w:r>
           </w:p>
         </w:tc>
@@ -987,7 +987,7 @@
                 <w:sz w:val="20"/>
                 <w:szCs w:val="20"/>
               </w:rPr>
-              <w:t xml:space="preserve">30</w:t>
+              <w:t xml:space="preserve">20</w:t>
             </w:r>
           </w:p>
         </w:tc>
@@ -1061,7 +1061,7 @@
                 <w:sz w:val="20"/>
                 <w:szCs w:val="20"/>
               </w:rPr>
-              <w:t xml:space="preserve">335</w:t>
+              <w:t xml:space="preserve">325</w:t>
             </w:r>
           </w:p>
         </w:tc>
@@ -1268,7 +1268,7 @@
           <w:sz w:val="28"/>
           <w:szCs w:val="28"/>
         </w:rPr>
-        <w:t xml:space="preserve">Слайд 2. Мы продаём региону результат, а не данные</w:t>
+        <w:t xml:space="preserve">Слайд 2. Регион покупает результат</w:t>
       </w:r>
     </w:p>
     <w:p>
@@ -1444,7 +1444,7 @@
           <w:sz w:val="28"/>
           <w:szCs w:val="28"/>
         </w:rPr>
-        <w:t xml:space="preserve">Слайд 3. Четыре сервиса, четыре региона</w:t>
+        <w:t xml:space="preserve">Слайд 3. Четыре сервиса. Четыре региона.</w:t>
       </w:r>
     </w:p>
     <w:p>
@@ -1667,7 +1667,7 @@
           <w:sz w:val="28"/>
           <w:szCs w:val="28"/>
         </w:rPr>
-        <w:t xml:space="preserve">Слайд 4. Портфель собирается на экране</w:t>
+        <w:t xml:space="preserve">Слайд 4. Портфель собирается за минуту</w:t>
       </w:r>
     </w:p>
     <w:p>
@@ -1723,7 +1723,21 @@
           <w:sz w:val="22"/>
           <w:szCs w:val="22"/>
         </w:rPr>
-        <w:t xml:space="preserve">Это не разовый расчёт: в интерфейсе можно заменить любой лот, переключить сценарий бюджета и получить новые числа, а потом выгрузить результат в формате организаторов.</w:t>
+        <w:t xml:space="preserve">Это не разовый расчёт. Внизу слайда — то, что мы покажем живьём: открыть портфель, переключить бюджет на урезанный, заменить лот, увидеть, какое условие сломалось, вернуть портфель обратно.</w:t>
+      </w:r>
+    </w:p>
+    <w:p>
+      <w:pPr>
+        <w:spacing w:after="120" w:line="300"/>
+      </w:pPr>
+      <w:r>
+        <w:rPr>
+          <w:rFonts w:ascii="Calibri" w:cs="Calibri" w:eastAsia="Calibri" w:hAnsi="Calibri"/>
+          <w:color w:val="13251C"/>
+          <w:sz w:val="22"/>
+          <w:szCs w:val="22"/>
+        </w:rPr>
+        <w:t xml:space="preserve">Результат выгружается в формате организаторов.</w:t>
       </w:r>
     </w:p>
     <w:p>
@@ -1829,7 +1843,7 @@
           <w:sz w:val="28"/>
           <w:szCs w:val="28"/>
         </w:rPr>
-        <w:t xml:space="preserve">Слайд 5. Мы выбирали не максимум, а баланс</w:t>
+        <w:t xml:space="preserve">Слайд 5. Баланс важнее максимума</w:t>
       </w:r>
     </w:p>
     <w:p>
@@ -2087,7 +2101,7 @@
           <w:sz w:val="28"/>
           <w:szCs w:val="28"/>
         </w:rPr>
-        <w:t xml:space="preserve">Слайд 6. Условия видно на одном экране</w:t>
+        <w:t xml:space="preserve">Слайд 6. Девять условий кейса</w:t>
       </w:r>
     </w:p>
     <w:p>
@@ -2282,7 +2296,7 @@
           <w:sz w:val="28"/>
           <w:szCs w:val="28"/>
         </w:rPr>
-        <w:t xml:space="preserve">Слайд 7. Кто платит за старт и кто платит за год</w:t>
+        <w:t xml:space="preserve">Слайд 7. Кто платит</w:t>
       </w:r>
     </w:p>
     <w:p>
@@ -2515,7 +2529,7 @@
           <w:sz w:val="28"/>
           <w:szCs w:val="28"/>
         </w:rPr>
-        <w:t xml:space="preserve">Слайд 8. Если бюджет урежут, состав не меняется</w:t>
+        <w:t xml:space="preserve">Слайд 8. Бюджет урезали. Портфель держится.</w:t>
       </w:r>
     </w:p>
     <w:p>
@@ -2710,7 +2724,7 @@
           <w:sz w:val="28"/>
           <w:szCs w:val="28"/>
         </w:rPr>
-        <w:t xml:space="preserve">Слайд 9. Один оператор, сменяемые поставщики</w:t>
+        <w:t xml:space="preserve">Слайд 9. Кто за что отвечает</w:t>
       </w:r>
     </w:p>
     <w:p>
@@ -2900,7 +2914,7 @@
           <w:sz w:val="28"/>
           <w:szCs w:val="28"/>
         </w:rPr>
-        <w:t xml:space="preserve">Слайд 10. Ядро переносим, регион настраиваем</w:t>
+        <w:t xml:space="preserve">Слайд 10. Тираж без переделки</w:t>
       </w:r>
     </w:p>
     <w:p>
@@ -3041,7 +3055,7 @@
           <w:sz w:val="28"/>
           <w:szCs w:val="28"/>
         </w:rPr>
-        <w:t xml:space="preserve">Слайд 11. Пять шагов с 2027 по 2033 год</w:t>
+        <w:t xml:space="preserve">Слайд 11. Пять шагов до 2033 года</w:t>
       </w:r>
     </w:p>
     <w:p>
@@ -3231,7 +3245,7 @@
           <w:sz w:val="28"/>
           <w:szCs w:val="28"/>
         </w:rPr>
-        <w:t xml:space="preserve">Слайд 12. Откройте и попробуйте сами</w:t>
+        <w:t xml:space="preserve">Слайд 12. Попробуйте сами</w:t>
       </w:r>
     </w:p>
     <w:p>
@@ -3245,77 +3259,49 @@
           <w:sz w:val="19"/>
           <w:szCs w:val="19"/>
         </w:rPr>
-        <w:t xml:space="preserve">Показ, 30 секунд</w:t>
-      </w:r>
-    </w:p>
-    <w:p>
-      <w:pPr>
-        <w:spacing w:after="120" w:line="300"/>
-      </w:pPr>
-      <w:r>
-        <w:rPr>
-          <w:rFonts w:ascii="Calibri" w:cs="Calibri" w:eastAsia="Calibri" w:hAnsi="Calibri"/>
-          <w:color w:val="13251C"/>
-          <w:sz w:val="22"/>
-          <w:szCs w:val="22"/>
-        </w:rPr>
-        <w:t xml:space="preserve">Дальше лучше показать вживую.</w:t>
-      </w:r>
-    </w:p>
-    <w:p>
-      <w:pPr>
-        <w:spacing w:after="120" w:line="300"/>
-      </w:pPr>
-      <w:r>
-        <w:rPr>
-          <w:rFonts w:ascii="Calibri" w:cs="Calibri" w:eastAsia="Calibri" w:hAnsi="Calibri"/>
-          <w:color w:val="13251C"/>
-          <w:sz w:val="22"/>
-          <w:szCs w:val="22"/>
-        </w:rPr>
-        <w:t xml:space="preserve">Открываем наш портфель — все условия выполнены. Переключаем бюджет на урезанный, портфель держится.</w:t>
-      </w:r>
-    </w:p>
-    <w:p>
-      <w:pPr>
-        <w:spacing w:after="120" w:line="300"/>
-      </w:pPr>
-      <w:r>
-        <w:rPr>
-          <w:rFonts w:ascii="Calibri" w:cs="Calibri" w:eastAsia="Calibri" w:hAnsi="Calibri"/>
-          <w:color w:val="13251C"/>
-          <w:sz w:val="22"/>
-          <w:szCs w:val="22"/>
-        </w:rPr>
-        <w:t xml:space="preserve">В конструкторе меняем один лот, например поля на паводки: инструмент сразу говорит, какое условие нарушено и на сколько.</w:t>
-      </w:r>
-    </w:p>
-    <w:p>
-      <w:pPr>
-        <w:spacing w:after="120" w:line="300"/>
-      </w:pPr>
-      <w:r>
-        <w:rPr>
-          <w:rFonts w:ascii="Calibri" w:cs="Calibri" w:eastAsia="Calibri" w:hAnsi="Calibri"/>
-          <w:color w:val="13251C"/>
-          <w:sz w:val="22"/>
-          <w:szCs w:val="22"/>
-        </w:rPr>
-        <w:t xml:space="preserve">Возвращаем портфель одной кнопкой.</w:t>
-      </w:r>
-    </w:p>
-    <w:p>
-      <w:pPr>
-        <w:spacing w:after="120" w:line="300"/>
-      </w:pPr>
-      <w:r>
-        <w:rPr>
-          <w:rFonts w:ascii="Calibri" w:cs="Calibri" w:eastAsia="Calibri" w:hAnsi="Calibri"/>
-          <w:color w:val="13251C"/>
-          <w:sz w:val="22"/>
-          <w:szCs w:val="22"/>
-        </w:rPr>
-        <w:t xml:space="preserve">Заканчиваем тем же, с чего начали: регион получает четыре работающих сервиса, понятные правила и запас на случай урезанного бюджета.</w:t>
+        <w:t xml:space="preserve">Финал, 20 секунд</w:t>
+      </w:r>
+    </w:p>
+    <w:p>
+      <w:pPr>
+        <w:spacing w:after="120" w:line="300"/>
+      </w:pPr>
+      <w:r>
+        <w:rPr>
+          <w:rFonts w:ascii="Calibri" w:cs="Calibri" w:eastAsia="Calibri" w:hAnsi="Calibri"/>
+          <w:color w:val="13251C"/>
+          <w:sz w:val="22"/>
+          <w:szCs w:val="22"/>
+        </w:rPr>
+        <w:t xml:space="preserve">На этом заканчиваем и переходим к показу.</w:t>
+      </w:r>
+    </w:p>
+    <w:p>
+      <w:pPr>
+        <w:spacing w:after="120" w:line="300"/>
+      </w:pPr>
+      <w:r>
+        <w:rPr>
+          <w:rFonts w:ascii="Calibri" w:cs="Calibri" w:eastAsia="Calibri" w:hAnsi="Calibri"/>
+          <w:color w:val="13251C"/>
+          <w:sz w:val="22"/>
+          <w:szCs w:val="22"/>
+        </w:rPr>
+        <w:t xml:space="preserve">Инструмент открыт по ссылке на экране, код можно снять прямо сейчас.</w:t>
+      </w:r>
+    </w:p>
+    <w:p>
+      <w:pPr>
+        <w:spacing w:after="120" w:line="300"/>
+      </w:pPr>
+      <w:r>
+        <w:rPr>
+          <w:rFonts w:ascii="Calibri" w:cs="Calibri" w:eastAsia="Calibri" w:hAnsi="Calibri"/>
+          <w:color w:val="13251C"/>
+          <w:sz w:val="22"/>
+          <w:szCs w:val="22"/>
+        </w:rPr>
+        <w:t xml:space="preserve">Регион получает четыре работающих сервиса, понятные правила и запас на случай урезанного бюджета.</w:t>
       </w:r>
     </w:p>
     <w:p>
@@ -3332,25 +3318,6 @@
           <w:szCs w:val="21"/>
         </w:rPr>
         <w:t xml:space="preserve">Цифры под рукой</w:t>
-      </w:r>
-    </w:p>
-    <w:p>
-      <w:pPr>
-        <w:pStyle w:val="ListParagraph"/>
-        <w:numPr>
-          <w:ilvl w:val="0"/>
-          <w:numId w:val="2"/>
-        </w:numPr>
-        <w:spacing w:after="60" w:line="300"/>
-      </w:pPr>
-      <w:r>
-        <w:rPr>
-          <w:rFonts w:ascii="Calibri" w:cs="Calibri" w:eastAsia="Calibri" w:hAnsi="Calibri"/>
-          <w:color w:val="5C7267"/>
-          <w:sz w:val="21"/>
-          <w:szCs w:val="21"/>
-        </w:rPr>
-        <w:t xml:space="preserve">Замена полей на паводки поднимает старт до 1 237 и нарушает предел урезанного бюджета</w:t>
       </w:r>
     </w:p>
     <w:p>

--- a/docs/presentation/speaker-notes.docx
+++ b/docs/presentation/speaker-notes.docx
@@ -46,21 +46,7 @@
           <w:sz w:val="21"/>
           <w:szCs w:val="21"/>
         </w:rPr>
-        <w:t xml:space="preserve">Текст защиты к презентации kosmo-deck.pptx. Регламент четыре минуты на всё: 7 слайдов за 2:30 и живая демонстрация примерно на 1:30.</w:t>
-      </w:r>
-    </w:p>
-    <w:p>
-      <w:pPr>
-        <w:spacing w:after="120" w:line="300"/>
-      </w:pPr>
-      <w:r>
-        <w:rPr>
-          <w:rFonts w:ascii="Calibri" w:cs="Calibri" w:eastAsia="Calibri" w:hAnsi="Calibri"/>
-          <w:color w:val="5C7267"/>
-          <w:sz w:val="21"/>
-          <w:szCs w:val="21"/>
-        </w:rPr>
-        <w:t xml:space="preserve">Ещё 4 слайда спрятаны в файле и открываются только по вопросу жюри.</w:t>
+        <w:t xml:space="preserve">Текст защиты к презентации kosmo-deck.pptx. Регламент четыре минуты на всё: 6 слайдов за 2:15 и живая демонстрация примерно на 1:30.</w:t>
       </w:r>
     </w:p>
     <w:p>
@@ -253,7 +239,7 @@
                 <w:sz w:val="20"/>
                 <w:szCs w:val="20"/>
               </w:rPr>
-              <w:t xml:space="preserve">15</w:t>
+              <w:t xml:space="preserve">20</w:t>
             </w:r>
           </w:p>
         </w:tc>
@@ -299,7 +285,7 @@
                 <w:sz w:val="20"/>
                 <w:szCs w:val="20"/>
               </w:rPr>
-              <w:t xml:space="preserve">Регион покупает результат</w:t>
+              <w:t xml:space="preserve">Четыре сервиса. Четыре региона.</w:t>
             </w:r>
           </w:p>
         </w:tc>
@@ -321,7 +307,7 @@
                 <w:sz w:val="20"/>
                 <w:szCs w:val="20"/>
               </w:rPr>
-              <w:t xml:space="preserve">20</w:t>
+              <w:t xml:space="preserve">25</w:t>
             </w:r>
           </w:p>
         </w:tc>
@@ -367,7 +353,7 @@
                 <w:sz w:val="20"/>
                 <w:szCs w:val="20"/>
               </w:rPr>
-              <w:t xml:space="preserve">Четыре сервиса. Четыре региона.</w:t>
+              <w:t xml:space="preserve">Баланс важнее максимума</w:t>
             </w:r>
           </w:p>
         </w:tc>
@@ -389,7 +375,7 @@
                 <w:sz w:val="20"/>
                 <w:szCs w:val="20"/>
               </w:rPr>
-              <w:t xml:space="preserve">25</w:t>
+              <w:t xml:space="preserve">30</w:t>
             </w:r>
           </w:p>
         </w:tc>
@@ -435,7 +421,7 @@
                 <w:sz w:val="20"/>
                 <w:szCs w:val="20"/>
               </w:rPr>
-              <w:t xml:space="preserve">Баланс важнее максимума</w:t>
+              <w:t xml:space="preserve">Деньги сходятся</w:t>
             </w:r>
           </w:p>
         </w:tc>
@@ -503,7 +489,7 @@
                 <w:sz w:val="20"/>
                 <w:szCs w:val="20"/>
               </w:rPr>
-              <w:t xml:space="preserve">Деньги сходятся</w:t>
+              <w:t xml:space="preserve">Пять шагов до 2033 года</w:t>
             </w:r>
           </w:p>
         </w:tc>
@@ -525,7 +511,7 @@
                 <w:sz w:val="20"/>
                 <w:szCs w:val="20"/>
               </w:rPr>
-              <w:t xml:space="preserve">30</w:t>
+              <w:t xml:space="preserve">20</w:t>
             </w:r>
           </w:p>
         </w:tc>
@@ -550,74 +536,6 @@
                 <w:szCs w:val="20"/>
               </w:rPr>
               <w:t xml:space="preserve">6</w:t>
-            </w:r>
-          </w:p>
-        </w:tc>
-        <w:tc>
-          <w:tcPr>
-            <w:tcW w:type="dxa" w:w="6600"/>
-            <w:tcMar>
-              <w:top w:type="dxa" w:w="70"/>
-              <w:left w:type="dxa" w:w="120"/>
-              <w:bottom w:type="dxa" w:w="70"/>
-              <w:right w:type="dxa" w:w="120"/>
-            </w:tcMar>
-          </w:tcPr>
-          <w:p>
-            <w:r>
-              <w:rPr>
-                <w:rFonts w:ascii="Calibri" w:cs="Calibri" w:eastAsia="Calibri" w:hAnsi="Calibri"/>
-                <w:color w:val="13251C"/>
-                <w:sz w:val="20"/>
-                <w:szCs w:val="20"/>
-              </w:rPr>
-              <w:t xml:space="preserve">Пять шагов до 2033 года</w:t>
-            </w:r>
-          </w:p>
-        </w:tc>
-        <w:tc>
-          <w:tcPr>
-            <w:tcW w:type="dxa" w:w="1400"/>
-            <w:tcMar>
-              <w:top w:type="dxa" w:w="70"/>
-              <w:left w:type="dxa" w:w="120"/>
-              <w:bottom w:type="dxa" w:w="70"/>
-              <w:right w:type="dxa" w:w="120"/>
-            </w:tcMar>
-          </w:tcPr>
-          <w:p>
-            <w:r>
-              <w:rPr>
-                <w:rFonts w:ascii="Calibri" w:cs="Calibri" w:eastAsia="Calibri" w:hAnsi="Calibri"/>
-                <w:color w:val="5C7267"/>
-                <w:sz w:val="20"/>
-                <w:szCs w:val="20"/>
-              </w:rPr>
-              <w:t xml:space="preserve">20</w:t>
-            </w:r>
-          </w:p>
-        </w:tc>
-      </w:tr>
-      <w:tr>
-        <w:tc>
-          <w:tcPr>
-            <w:tcW w:type="dxa" w:w="1000"/>
-            <w:tcMar>
-              <w:top w:type="dxa" w:w="70"/>
-              <w:left w:type="dxa" w:w="120"/>
-              <w:bottom w:type="dxa" w:w="70"/>
-              <w:right w:type="dxa" w:w="120"/>
-            </w:tcMar>
-          </w:tcPr>
-          <w:p>
-            <w:r>
-              <w:rPr>
-                <w:rFonts w:ascii="Calibri" w:cs="Calibri" w:eastAsia="Calibri" w:hAnsi="Calibri"/>
-                <w:color w:val="5C7267"/>
-                <w:sz w:val="20"/>
-                <w:szCs w:val="20"/>
-              </w:rPr>
-              <w:t xml:space="preserve">7</w:t>
             </w:r>
           </w:p>
         </w:tc>
@@ -735,7 +653,7 @@
                 <w:sz w:val="20"/>
                 <w:szCs w:val="20"/>
               </w:rPr>
-              <w:t xml:space="preserve">150</w:t>
+              <w:t xml:space="preserve">135</w:t>
             </w:r>
           </w:p>
         </w:tc>
@@ -752,7 +670,7 @@
           <w:sz w:val="20"/>
           <w:szCs w:val="20"/>
         </w:rPr>
-        <w:t xml:space="preserve">Демонстрация инструмента: ещё около 90 секунд. Всего 4:00 из четырёх минут.</w:t>
+        <w:t xml:space="preserve">Демонстрация инструмента: ещё около 90 секунд. Всего 3:45 из четырёх минут.</w:t>
       </w:r>
     </w:p>
     <w:p>
@@ -783,7 +701,7 @@
           <w:sz w:val="19"/>
           <w:szCs w:val="19"/>
         </w:rPr>
-        <w:t xml:space="preserve">Обложка, 15 секунд</w:t>
+        <w:t xml:space="preserve">Обложка, 20 секунд</w:t>
       </w:r>
     </w:p>
     <w:p>
@@ -798,6 +716,20 @@
           <w:szCs w:val="22"/>
         </w:rPr>
         <w:t xml:space="preserve">Здравствуйте. Мы подбираем региону портфель космических сервисов и сразу показываем, выдержит ли он ограничения кейса.</w:t>
+      </w:r>
+    </w:p>
+    <w:p>
+      <w:pPr>
+        <w:spacing w:after="120" w:line="300"/>
+      </w:pPr>
+      <w:r>
+        <w:rPr>
+          <w:rFonts w:ascii="Calibri" w:cs="Calibri" w:eastAsia="Calibri" w:hAnsi="Calibri"/>
+          <w:color w:val="13251C"/>
+          <w:sz w:val="22"/>
+          <w:szCs w:val="22"/>
+        </w:rPr>
+        <w:t xml:space="preserve">Региону нужен не снимок, а решение, поэтому мы собираем портфель целиком.</w:t>
       </w:r>
     </w:p>
     <w:p>
@@ -904,134 +836,7 @@
           <w:sz w:val="28"/>
           <w:szCs w:val="28"/>
         </w:rPr>
-        <w:t xml:space="preserve">Слайд 2. Регион покупает результат</w:t>
-      </w:r>
-    </w:p>
-    <w:p>
-      <w:pPr>
-        <w:spacing w:after="140"/>
-      </w:pPr>
-      <w:r>
-        <w:rPr>
-          <w:rFonts w:ascii="Calibri" w:cs="Calibri" w:eastAsia="Calibri" w:hAnsi="Calibri"/>
-          <w:color w:val="5C7267"/>
-          <w:sz w:val="19"/>
-          <w:szCs w:val="19"/>
-        </w:rPr>
-        <w:t xml:space="preserve">Идея, 20 секунд</w:t>
-      </w:r>
-    </w:p>
-    <w:p>
-      <w:pPr>
-        <w:spacing w:after="120" w:line="300"/>
-      </w:pPr>
-      <w:r>
-        <w:rPr>
-          <w:rFonts w:ascii="Calibri" w:cs="Calibri" w:eastAsia="Calibri" w:hAnsi="Calibri"/>
-          <w:color w:val="13251C"/>
-          <w:sz w:val="22"/>
-          <w:szCs w:val="22"/>
-        </w:rPr>
-        <w:t xml:space="preserve">Региону нужен не снимок, а решение: где событие, насколько ему верить и что делать дальше.</w:t>
-      </w:r>
-    </w:p>
-    <w:p>
-      <w:pPr>
-        <w:spacing w:after="120" w:line="300"/>
-      </w:pPr>
-      <w:r>
-        <w:rPr>
-          <w:rFonts w:ascii="Calibri" w:cs="Calibri" w:eastAsia="Calibri" w:hAnsi="Calibri"/>
-          <w:color w:val="13251C"/>
-          <w:sz w:val="22"/>
-          <w:szCs w:val="22"/>
-        </w:rPr>
-        <w:t xml:space="preserve">Поэтому мы предлагаем портфель целиком. Общественные сервисы держат смысл, прикладные приносят деньги.</w:t>
-      </w:r>
-    </w:p>
-    <w:p>
-      <w:pPr>
-        <w:spacing w:after="120" w:line="300"/>
-      </w:pPr>
-      <w:r>
-        <w:rPr>
-          <w:rFonts w:ascii="Calibri" w:cs="Calibri" w:eastAsia="Calibri" w:hAnsi="Calibri"/>
-          <w:color w:val="13251C"/>
-          <w:sz w:val="22"/>
-          <w:szCs w:val="22"/>
-        </w:rPr>
-        <w:t xml:space="preserve">Правила для всех четырёх общие: единый оператор, открытые форматы, права на историю данных остаются у заказчика.</w:t>
-      </w:r>
-    </w:p>
-    <w:p>
-      <w:pPr>
-        <w:spacing w:after="60" w:line="300"/>
-      </w:pPr>
-      <w:r>
-        <w:rPr>
-          <w:rFonts w:ascii="Calibri" w:cs="Calibri" w:eastAsia="Calibri" w:hAnsi="Calibri"/>
-          <w:b/>
-          <w:bCs/>
-          <w:color w:val="13251C"/>
-          <w:sz w:val="21"/>
-          <w:szCs w:val="21"/>
-        </w:rPr>
-        <w:t xml:space="preserve">Если спросят</w:t>
-      </w:r>
-    </w:p>
-    <w:p>
-      <w:pPr>
-        <w:spacing w:after="40" w:line="300"/>
-      </w:pPr>
-      <w:r>
-        <w:rPr>
-          <w:rFonts w:ascii="Calibri" w:cs="Calibri" w:eastAsia="Calibri" w:hAnsi="Calibri"/>
-          <w:i/>
-          <w:iCs/>
-          <w:color w:val="0F6F40"/>
-          <w:sz w:val="21"/>
-          <w:szCs w:val="21"/>
-        </w:rPr>
-        <w:t xml:space="preserve">Чем это отличается от закупки снимков?</w:t>
-      </w:r>
-    </w:p>
-    <w:p>
-      <w:pPr>
-        <w:spacing w:after="140" w:line="300"/>
-      </w:pPr>
-      <w:r>
-        <w:rPr>
-          <w:rFonts w:ascii="Calibri" w:cs="Calibri" w:eastAsia="Calibri" w:hAnsi="Calibri"/>
-          <w:color w:val="13251C"/>
-          <w:sz w:val="21"/>
-          <w:szCs w:val="21"/>
-        </w:rPr>
-        <w:t xml:space="preserve">Заказчик покупает услугу с обязательствами по срокам и качеству, а не файлы. Оператор отвечает за результат целиком, поставщика можно заменить без остановки сервиса.</w:t>
-      </w:r>
-    </w:p>
-    <w:p>
-      <w:pPr>
-        <w:pBdr>
-          <w:bottom w:val="single" w:color="D6E2DA" w:sz="6"/>
-        </w:pBdr>
-        <w:spacing w:after="200"/>
-      </w:pPr>
-    </w:p>
-    <w:p>
-      <w:pPr>
-        <w:pStyle w:val="Heading1"/>
-        <w:spacing w:after="40" w:before="360"/>
-      </w:pPr>
-      <w:r>
-        <w:rPr>
-          <w:rFonts w:ascii="Calibri" w:cs="Calibri" w:eastAsia="Calibri" w:hAnsi="Calibri"/>
-          <w:b/>
-          <w:bCs/>
-          <w:color w:val="13251C"/>
-          <w:sz w:val="28"/>
-          <w:szCs w:val="28"/>
-        </w:rPr>
-        <w:t xml:space="preserve">Слайд 3. Четыре сервиса. Четыре региона.</w:t>
+        <w:t xml:space="preserve">Слайд 2. Четыре сервиса. Четыре региона.</w:t>
       </w:r>
     </w:p>
     <w:p>
@@ -1193,7 +998,7 @@
           <w:sz w:val="28"/>
           <w:szCs w:val="28"/>
         </w:rPr>
-        <w:t xml:space="preserve">Слайд 4. Баланс важнее максимума</w:t>
+        <w:t xml:space="preserve">Слайд 3. Баланс важнее максимума</w:t>
       </w:r>
     </w:p>
     <w:p>
@@ -1404,7 +1209,7 @@
           <w:sz w:val="28"/>
           <w:szCs w:val="28"/>
         </w:rPr>
-        <w:t xml:space="preserve">Слайд 5. Деньги сходятся</w:t>
+        <w:t xml:space="preserve">Слайд 4. Деньги сходятся</w:t>
       </w:r>
     </w:p>
     <w:p>
@@ -1648,7 +1453,7 @@
           <w:sz w:val="28"/>
           <w:szCs w:val="28"/>
         </w:rPr>
-        <w:t xml:space="preserve">Слайд 6. Пять шагов до 2033 года</w:t>
+        <w:t xml:space="preserve">Слайд 5. Пять шагов до 2033 года</w:t>
       </w:r>
     </w:p>
     <w:p>
@@ -1815,7 +1620,7 @@
           <w:sz w:val="28"/>
           <w:szCs w:val="28"/>
         </w:rPr>
-        <w:t xml:space="preserve">Слайд 7. Дальше — живая демонстрация</w:t>
+        <w:t xml:space="preserve">Слайд 6. Дальше — живая демонстрация</w:t>
       </w:r>
     </w:p>
     <w:p>
@@ -1958,271 +1763,6 @@
           <w:szCs w:val="21"/>
         </w:rPr>
         <w:t xml:space="preserve">Да, репозиторий открыт: движок без внешних зависимостей, данные организаторов не изменены, интерфейс поднимается одной командой, тесты проходят целиком.</w:t>
-      </w:r>
-    </w:p>
-    <w:p>
-      <w:pPr>
-        <w:pStyle w:val="Heading1"/>
-        <w:spacing w:after="60" w:before="360"/>
-      </w:pPr>
-      <w:r>
-        <w:rPr>
-          <w:rFonts w:ascii="Calibri" w:cs="Calibri" w:eastAsia="Calibri" w:hAnsi="Calibri"/>
-          <w:b/>
-          <w:bCs/>
-          <w:color w:val="13251C"/>
-          <w:sz w:val="28"/>
-          <w:szCs w:val="28"/>
-        </w:rPr>
-        <w:t xml:space="preserve">Запасные слайды</w:t>
-      </w:r>
-    </w:p>
-    <w:p>
-      <w:pPr>
-        <w:spacing w:after="140" w:line="300"/>
-      </w:pPr>
-      <w:r>
-        <w:rPr>
-          <w:rFonts w:ascii="Calibri" w:cs="Calibri" w:eastAsia="Calibri" w:hAnsi="Calibri"/>
-          <w:color w:val="5C7267"/>
-          <w:sz w:val="20"/>
-          <w:szCs w:val="20"/>
-        </w:rPr>
-        <w:t xml:space="preserve">В показ не входят, в файле спрятаны. Открываем, если жюри спросит.</w:t>
-      </w:r>
-    </w:p>
-    <w:p>
-      <w:pPr>
-        <w:spacing w:after="40" w:before="160"/>
-      </w:pPr>
-      <w:r>
-        <w:rPr>
-          <w:rFonts w:ascii="Calibri" w:cs="Calibri" w:eastAsia="Calibri" w:hAnsi="Calibri"/>
-          <w:b/>
-          <w:bCs/>
-          <w:color w:val="13251C"/>
-          <w:sz w:val="23"/>
-          <w:szCs w:val="23"/>
-        </w:rPr>
-        <w:t xml:space="preserve">Слайд 8. Портфель собирается за минуту</w:t>
-      </w:r>
-    </w:p>
-    <w:p>
-      <w:pPr>
-        <w:spacing w:after="120" w:line="300"/>
-      </w:pPr>
-      <w:r>
-        <w:rPr>
-          <w:rFonts w:ascii="Calibri" w:cs="Calibri" w:eastAsia="Calibri" w:hAnsi="Calibri"/>
-          <w:color w:val="13251C"/>
-          <w:sz w:val="21"/>
-          <w:szCs w:val="21"/>
-        </w:rPr>
-        <w:t xml:space="preserve">Четыре лота из восьми, каждый в одном из трёх режимов доступа: 5 670 возможных портфелей, 143 проходят условия при урезанном бюджете.</w:t>
-      </w:r>
-    </w:p>
-    <w:p>
-      <w:pPr>
-        <w:spacing w:after="120" w:line="300"/>
-      </w:pPr>
-      <w:r>
-        <w:rPr>
-          <w:rFonts w:ascii="Calibri" w:cs="Calibri" w:eastAsia="Calibri" w:hAnsi="Calibri"/>
-          <w:color w:val="13251C"/>
-          <w:sz w:val="21"/>
-          <w:szCs w:val="21"/>
-        </w:rPr>
-        <w:t xml:space="preserve">В интерфейсе можно заменить любой лот, переключить сценарий бюджета и выгрузить результат в формате организаторов.</w:t>
-      </w:r>
-    </w:p>
-    <w:p>
-      <w:pPr>
-        <w:spacing w:after="40" w:line="300"/>
-      </w:pPr>
-      <w:r>
-        <w:rPr>
-          <w:rFonts w:ascii="Calibri" w:cs="Calibri" w:eastAsia="Calibri" w:hAnsi="Calibri"/>
-          <w:i/>
-          <w:iCs/>
-          <w:color w:val="0F6F40"/>
-          <w:sz w:val="21"/>
-          <w:szCs w:val="21"/>
-        </w:rPr>
-        <w:t xml:space="preserve">Числа не зашиты в интерфейс?</w:t>
-      </w:r>
-    </w:p>
-    <w:p>
-      <w:pPr>
-        <w:spacing w:after="120" w:line="300"/>
-      </w:pPr>
-      <w:r>
-        <w:rPr>
-          <w:rFonts w:ascii="Calibri" w:cs="Calibri" w:eastAsia="Calibri" w:hAnsi="Calibri"/>
-          <w:color w:val="13251C"/>
-          <w:sz w:val="21"/>
-          <w:szCs w:val="21"/>
-        </w:rPr>
-        <w:t xml:space="preserve">Нет. Интерфейс получает всё от расчётного движка, своих формул у него нет. Движок сверен с эталонным расчётом организаторов на всех комбинациях, это закрыто тестами.</w:t>
-      </w:r>
-    </w:p>
-    <w:p>
-      <w:pPr>
-        <w:spacing w:after="40" w:before="160"/>
-      </w:pPr>
-      <w:r>
-        <w:rPr>
-          <w:rFonts w:ascii="Calibri" w:cs="Calibri" w:eastAsia="Calibri" w:hAnsi="Calibri"/>
-          <w:b/>
-          <w:bCs/>
-          <w:color w:val="13251C"/>
-          <w:sz w:val="23"/>
-          <w:szCs w:val="23"/>
-        </w:rPr>
-        <w:t xml:space="preserve">Слайд 9. Девять условий кейса</w:t>
-      </w:r>
-    </w:p>
-    <w:p>
-      <w:pPr>
-        <w:spacing w:after="120" w:line="300"/>
-      </w:pPr>
-      <w:r>
-        <w:rPr>
-          <w:rFonts w:ascii="Calibri" w:cs="Calibri" w:eastAsia="Calibri" w:hAnsi="Calibri"/>
-          <w:color w:val="13251C"/>
-          <w:sz w:val="21"/>
-          <w:szCs w:val="21"/>
-        </w:rPr>
-        <w:t xml:space="preserve">Девять условий инструмент проверяет сам и по каждому показывает факт, предел и остаток.</w:t>
-      </w:r>
-    </w:p>
-    <w:p>
-      <w:pPr>
-        <w:spacing w:after="120" w:line="300"/>
-      </w:pPr>
-      <w:r>
-        <w:rPr>
-          <w:rFonts w:ascii="Calibri" w:cs="Calibri" w:eastAsia="Calibri" w:hAnsi="Calibri"/>
-          <w:color w:val="13251C"/>
-          <w:sz w:val="21"/>
-          <w:szCs w:val="21"/>
-        </w:rPr>
-        <w:t xml:space="preserve">Узкое место одно — стартовые затраты при урезанном бюджете, там остаётся 40 миллионов, около трёх процентов лимита.</w:t>
-      </w:r>
-    </w:p>
-    <w:p>
-      <w:pPr>
-        <w:spacing w:after="40" w:before="160"/>
-      </w:pPr>
-      <w:r>
-        <w:rPr>
-          <w:rFonts w:ascii="Calibri" w:cs="Calibri" w:eastAsia="Calibri" w:hAnsi="Calibri"/>
-          <w:b/>
-          <w:bCs/>
-          <w:color w:val="13251C"/>
-          <w:sz w:val="23"/>
-          <w:szCs w:val="23"/>
-        </w:rPr>
-        <w:t xml:space="preserve">Слайд 10. Кто за что отвечает</w:t>
-      </w:r>
-    </w:p>
-    <w:p>
-      <w:pPr>
-        <w:spacing w:after="120" w:line="300"/>
-      </w:pPr>
-      <w:r>
-        <w:rPr>
-          <w:rFonts w:ascii="Calibri" w:cs="Calibri" w:eastAsia="Calibri" w:hAnsi="Calibri"/>
-          <w:color w:val="13251C"/>
-          <w:sz w:val="21"/>
-          <w:szCs w:val="21"/>
-        </w:rPr>
-        <w:t xml:space="preserve">Заказчик держит стандарты, права на историю данных и правила доступа. Оператор отвечает за сквозной сервис. Поставщики конкурируют за отдельные компоненты.</w:t>
-      </w:r>
-    </w:p>
-    <w:p>
-      <w:pPr>
-        <w:spacing w:after="120" w:line="300"/>
-      </w:pPr>
-      <w:r>
-        <w:rPr>
-          <w:rFonts w:ascii="Calibri" w:cs="Calibri" w:eastAsia="Calibri" w:hAnsi="Calibri"/>
-          <w:color w:val="13251C"/>
-          <w:sz w:val="21"/>
-          <w:szCs w:val="21"/>
-        </w:rPr>
-        <w:t xml:space="preserve">Смена поставщика прописана заранее: повторное нарушение критического SLA, утрата прав на данные или закрытый формат выгрузки.</w:t>
-      </w:r>
-    </w:p>
-    <w:p>
-      <w:pPr>
-        <w:spacing w:after="120" w:line="300"/>
-      </w:pPr>
-      <w:r>
-        <w:rPr>
-          <w:rFonts w:ascii="Calibri" w:cs="Calibri" w:eastAsia="Calibri" w:hAnsi="Calibri"/>
-          <w:color w:val="13251C"/>
-          <w:sz w:val="21"/>
-          <w:szCs w:val="21"/>
-        </w:rPr>
-        <w:t xml:space="preserve">Рисков восемь, у каждого есть ранний признак, мера и владелец.</w:t>
-      </w:r>
-    </w:p>
-    <w:p>
-      <w:pPr>
-        <w:spacing w:after="40" w:before="160"/>
-      </w:pPr>
-      <w:r>
-        <w:rPr>
-          <w:rFonts w:ascii="Calibri" w:cs="Calibri" w:eastAsia="Calibri" w:hAnsi="Calibri"/>
-          <w:b/>
-          <w:bCs/>
-          <w:color w:val="13251C"/>
-          <w:sz w:val="23"/>
-          <w:szCs w:val="23"/>
-        </w:rPr>
-        <w:t xml:space="preserve">Слайд 11. Тираж без переделки</w:t>
-      </w:r>
-    </w:p>
-    <w:p>
-      <w:pPr>
-        <w:spacing w:after="120" w:line="300"/>
-      </w:pPr>
-      <w:r>
-        <w:rPr>
-          <w:rFonts w:ascii="Calibri" w:cs="Calibri" w:eastAsia="Calibri" w:hAnsi="Calibri"/>
-          <w:color w:val="13251C"/>
-          <w:sz w:val="21"/>
-          <w:szCs w:val="21"/>
-        </w:rPr>
-        <w:t xml:space="preserve">Переносится каталог сервисов, обработка данных, интерфейсы, механизмы доступа, шаблоны договоров и методика KPI.</w:t>
-      </w:r>
-    </w:p>
-    <w:p>
-      <w:pPr>
-        <w:spacing w:after="120" w:line="300"/>
-      </w:pPr>
-      <w:r>
-        <w:rPr>
-          <w:rFonts w:ascii="Calibri" w:cs="Calibri" w:eastAsia="Calibri" w:hAnsi="Calibri"/>
-          <w:color w:val="13251C"/>
-          <w:sz w:val="21"/>
-          <w:szCs w:val="21"/>
-        </w:rPr>
-        <w:t xml:space="preserve">Настраиваются границы и сезонные пороги, зоны событий, поля и маршруты.</w:t>
-      </w:r>
-    </w:p>
-    <w:p>
-      <w:pPr>
-        <w:spacing w:after="120" w:line="300"/>
-      </w:pPr>
-      <w:r>
-        <w:rPr>
-          <w:rFonts w:ascii="Calibri" w:cs="Calibri" w:eastAsia="Calibri" w:hAnsi="Calibri"/>
-          <w:color w:val="13251C"/>
-          <w:sz w:val="21"/>
-          <w:szCs w:val="21"/>
-        </w:rPr>
-        <w:t xml:space="preserve">Опыт передаётся циклом: пилот, разбор, обновление ядра, следующий регион по шаблону.</w:t>
       </w:r>
     </w:p>
     <w:p>
